--- a/medical-hypotheses-ankle-microdislocation/revised_manuscript.docx
+++ b/medical-hypotheses-ankle-microdislocation/revised_manuscript.docx
@@ -1939,7 +1939,7 @@
       </w:r>
       <w:r>
         <w:rPr/>
-        <w:t xml:space="preserve"> None of these technologies were employed in the preparation of the manuscript.</w:t>
+        <w:t xml:space="preserve"> During the preparation of this work the authors used an AI-assisted language model to help with literature retrieval, English language editing and drafting of the schematic figure. After using this tool/service, the authors reviewed and edited the content as needed and take full responsibility for the content of the publication.</w:t>
       </w:r>
     </w:p>
     <w:p>

--- a/medical-hypotheses-ankle-microdislocation/revised_manuscript.docx
+++ b/medical-hypotheses-ankle-microdislocation/revised_manuscript.docx
@@ -1,41 +1,90 @@
 
 <file path=word/document.xml><?xml version="1.0" encoding="utf-8"?>
-<w:document xmlns:w="http://schemas.openxmlformats.org/wordprocessingml/2006/main" xmlns:wp="http://schemas.openxmlformats.org/drawingml/2006/wordprocessingDrawing" xmlns:a="http://schemas.openxmlformats.org/drawingml/2006/main" xmlns:pic="http://schemas.openxmlformats.org/drawingml/2006/picture" xmlns:r="http://schemas.openxmlformats.org/officeDocument/2006/relationships">
+<w:document xmlns:w="http://schemas.openxmlformats.org/wordprocessingml/2006/main" xmlns:wp="http://schemas.openxmlformats.org/drawingml/2006/wordprocessingDrawing" xmlns:r="http://schemas.openxmlformats.org/officeDocument/2006/relationships">
   <w:body>
     <w:p>
       <w:pPr>
         <w:pStyle w:val="Title"/>
       </w:pPr>
       <w:r>
-        <w:rPr/>
+        <w:rPr>
+          <w:b/>
+          <w:sz w:val="28"/>
+        </w:rPr>
         <w:t xml:space="preserve">Micro-dislocation of the talus as a reducible core mechanism in chronic ankle sprain: a hypothesis</w:t>
       </w:r>
     </w:p>
     <w:p>
       <w:pPr>
-        <w:pStyle w:val="Normal"/>
-      </w:pPr>
-      <w:r>
-        <w:rPr/>
+        <w:jc w:val="center"/>
+      </w:pPr>
+      <w:r>
+        <w:rPr>
+          <w:sz w:val="24"/>
+        </w:rPr>
         <w:t xml:space="preserve">Bin Yang, Youkui Lyu*</w:t>
       </w:r>
     </w:p>
     <w:p>
       <w:pPr>
-        <w:pStyle w:val="Normal"/>
-      </w:pPr>
-      <w:r>
-        <w:rPr/>
+        <w:jc w:val="center"/>
+      </w:pPr>
+      <w:r>
+        <w:rPr>
+          <w:sz w:val="22"/>
+        </w:rPr>
         <w:t xml:space="preserve">Department of Rehabilitation and Physiotherapy, Anhui Provincial Corps Hospital, Hefei 230041, Anhui, China</w:t>
       </w:r>
     </w:p>
     <w:p>
       <w:pPr>
-        <w:pStyle w:val="Normal"/>
-      </w:pPr>
-      <w:r>
-        <w:rPr/>
-        <w:t xml:space="preserve">*Corresponding author: Youkui Lyu, Changfeng Road 78, Luyang District, Hefei, Anhui, China. E-mail: lvyk126@126.com</w:t>
+        <w:jc w:val="center"/>
+      </w:pPr>
+      <w:r>
+        <w:rPr>
+          <w:i/>
+          <w:sz w:val="22"/>
+        </w:rPr>
+        <w:t xml:space="preserve">Corresponding author: Youkui Lyu, Changfeng Road 78, Luyang District, Hefei, Anhui, China. E-mail: lvyk126@126.com</w:t>
+      </w:r>
+    </w:p>
+    <w:p>
+      <w:pPr>
+        <w:spacing w:before="240"/>
+      </w:pPr>
+      <w:r>
+        <w:rPr>
+          <w:i/>
+          <w:sz w:val="20"/>
+        </w:rPr>
+        <w:t xml:space="preserve">Running head: MICRO-DISLOCATION IN CHRONIC ANKLE SPRAIN</w:t>
+      </w:r>
+    </w:p>
+    <w:p>
+      <w:pPr>
+        <w:spacing w:before="120"/>
+      </w:pPr>
+      <w:r>
+        <w:rPr>
+          <w:sz w:val="20"/>
+        </w:rPr>
+        <w:t xml:space="preserve">Manuscript type: Hypothesis</w:t>
+      </w:r>
+    </w:p>
+    <w:p>
+      <w:pPr>
+        <w:spacing w:before="120"/>
+      </w:pPr>
+      <w:r>
+        <w:rPr>
+          <w:sz w:val="20"/>
+        </w:rPr>
+        <w:t xml:space="preserve">Main text word count: ~2943 words; Tables: 2; Figures: 0</w:t>
+      </w:r>
+    </w:p>
+    <w:p>
+      <w:r>
+        <w:br w:type="page"/>
       </w:r>
     </w:p>
     <w:p>
@@ -179,7 +228,6 @@
         <w:ind w:left="360" w:hanging="360"/>
       </w:pPr>
       <w:r>
-        <w:rPr/>
         <w:t>1.</w:t>
       </w:r>
       <w:r>
@@ -196,7 +244,6 @@
         <w:ind w:left="360" w:hanging="360"/>
       </w:pPr>
       <w:r>
-        <w:rPr/>
         <w:t>2.</w:t>
       </w:r>
       <w:r>
@@ -213,7 +260,6 @@
         <w:ind w:left="360" w:hanging="360"/>
       </w:pPr>
       <w:r>
-        <w:rPr/>
         <w:t>3.</w:t>
       </w:r>
       <w:r>
@@ -230,7 +276,6 @@
         <w:ind w:left="360" w:hanging="360"/>
       </w:pPr>
       <w:r>
-        <w:rPr/>
         <w:t>4.</w:t>
       </w:r>
       <w:r>
@@ -257,7 +302,7 @@
       </w:r>
       <w:r>
         <w:rPr/>
-        <w:t xml:space="preserve">—micro-dislocation → abnormal ligament tension → ligament laxity → greater micro-dislocation—and that this loop is the target at which manipulative reduction acts (Fig. 1).</w:t>
+        <w:t xml:space="preserve">—micro-dislocation → abnormal ligament tension → ligament laxity → greater micro-dislocation—and that this loop is the target at which manipulative reduction acts.</w:t>
       </w:r>
     </w:p>
     <w:p>
@@ -1987,7 +2032,6 @@
         <w:ind w:left="360" w:hanging="360"/>
       </w:pPr>
       <w:r>
-        <w:rPr/>
         <w:t>1.</w:t>
       </w:r>
       <w:r>
@@ -2004,7 +2048,6 @@
         <w:ind w:left="360" w:hanging="360"/>
       </w:pPr>
       <w:r>
-        <w:rPr/>
         <w:t>2.</w:t>
       </w:r>
       <w:r>
@@ -2021,7 +2064,6 @@
         <w:ind w:left="360" w:hanging="360"/>
       </w:pPr>
       <w:r>
-        <w:rPr/>
         <w:t>3.</w:t>
       </w:r>
       <w:r>
@@ -2038,7 +2080,6 @@
         <w:ind w:left="360" w:hanging="360"/>
       </w:pPr>
       <w:r>
-        <w:rPr/>
         <w:t>4.</w:t>
       </w:r>
       <w:r>
@@ -2055,7 +2096,6 @@
         <w:ind w:left="360" w:hanging="360"/>
       </w:pPr>
       <w:r>
-        <w:rPr/>
         <w:t>5.</w:t>
       </w:r>
       <w:r>
@@ -2072,7 +2112,6 @@
         <w:ind w:left="360" w:hanging="360"/>
       </w:pPr>
       <w:r>
-        <w:rPr/>
         <w:t>6.</w:t>
       </w:r>
       <w:r>
@@ -2089,7 +2128,6 @@
         <w:ind w:left="360" w:hanging="360"/>
       </w:pPr>
       <w:r>
-        <w:rPr/>
         <w:t>7.</w:t>
       </w:r>
       <w:r>
@@ -2106,7 +2144,6 @@
         <w:ind w:left="360" w:hanging="360"/>
       </w:pPr>
       <w:r>
-        <w:rPr/>
         <w:t>8.</w:t>
       </w:r>
       <w:r>
@@ -2123,7 +2160,6 @@
         <w:ind w:left="360" w:hanging="360"/>
       </w:pPr>
       <w:r>
-        <w:rPr/>
         <w:t>9.</w:t>
       </w:r>
       <w:r>
@@ -2140,7 +2176,6 @@
         <w:ind w:left="360" w:hanging="360"/>
       </w:pPr>
       <w:r>
-        <w:rPr/>
         <w:t>10.</w:t>
       </w:r>
       <w:r>
@@ -2157,7 +2192,6 @@
         <w:ind w:left="360" w:hanging="360"/>
       </w:pPr>
       <w:r>
-        <w:rPr/>
         <w:t>11.</w:t>
       </w:r>
       <w:r>
@@ -2174,7 +2208,6 @@
         <w:ind w:left="360" w:hanging="360"/>
       </w:pPr>
       <w:r>
-        <w:rPr/>
         <w:t>12.</w:t>
       </w:r>
       <w:r>
@@ -2191,7 +2224,6 @@
         <w:ind w:left="360" w:hanging="360"/>
       </w:pPr>
       <w:r>
-        <w:rPr/>
         <w:t>13.</w:t>
       </w:r>
       <w:r>
@@ -2199,16 +2231,15 @@
       </w:r>
       <w:r>
         <w:rPr/>
-        <w:t xml:space="preserve">Rochelle DC, Herbert A, Ktistakis I, et al. Mechanical characterisation of the lateral collateral ligament complex of the ankle at realistic sprain-like strain rates. J Mech Behav Biomed Mater. 2020;102:103473.</w:t>
-      </w:r>
-    </w:p>
-    <w:p>
-      <w:pPr>
-        <w:pStyle w:val="Normal"/>
-        <w:ind w:left="360" w:hanging="360"/>
-      </w:pPr>
-      <w:r>
-        <w:rPr/>
+        <w:t xml:space="preserve">Rochelle DC, Herbert A, Ktistakis I, Redmond AC, Chapman GJ, Brockett CL. Mechanical characterisation of the lateral collateral ligament complex of the ankle at realistic sprain-like strain rates. J Mech Behav Biomed Mater. 2020;102:103473.</w:t>
+      </w:r>
+    </w:p>
+    <w:p>
+      <w:pPr>
+        <w:pStyle w:val="Normal"/>
+        <w:ind w:left="360" w:hanging="360"/>
+      </w:pPr>
+      <w:r>
         <w:t>14.</w:t>
       </w:r>
       <w:r>
@@ -2225,7 +2256,6 @@
         <w:ind w:left="360" w:hanging="360"/>
       </w:pPr>
       <w:r>
-        <w:rPr/>
         <w:t>15.</w:t>
       </w:r>
       <w:r>
@@ -2242,7 +2272,6 @@
         <w:ind w:left="360" w:hanging="360"/>
       </w:pPr>
       <w:r>
-        <w:rPr/>
         <w:t>16.</w:t>
       </w:r>
       <w:r>
@@ -2259,7 +2288,6 @@
         <w:ind w:left="360" w:hanging="360"/>
       </w:pPr>
       <w:r>
-        <w:rPr/>
         <w:t>17.</w:t>
       </w:r>
       <w:r>
@@ -2276,7 +2304,6 @@
         <w:ind w:left="360" w:hanging="360"/>
       </w:pPr>
       <w:r>
-        <w:rPr/>
         <w:t>18.</w:t>
       </w:r>
       <w:r>
@@ -2293,7 +2320,6 @@
         <w:ind w:left="360" w:hanging="360"/>
       </w:pPr>
       <w:r>
-        <w:rPr/>
         <w:t>19.</w:t>
       </w:r>
       <w:r>
@@ -2301,16 +2327,15 @@
       </w:r>
       <w:r>
         <w:rPr/>
-        <w:t xml:space="preserve">Yuan C, Zhu G, Wang Z, et al. The fibula and talus position difference in functional and mechanical ankle instability: MRI findings. J Orthop Surg (Hong Kong). 2021;29(1):2309499020984575.</w:t>
-      </w:r>
-    </w:p>
-    <w:p>
-      <w:pPr>
-        <w:pStyle w:val="Normal"/>
-        <w:ind w:left="360" w:hanging="360"/>
-      </w:pPr>
-      <w:r>
-        <w:rPr/>
+        <w:t xml:space="preserve">Yuan C, Zhu G, Wang Z, Wang C, Wang X, Ma X. The fibula and talus position difference in functional and mechanical ankle instability: MRI findings. J Orthop Surg (Hong Kong). 2021;29(1):2309499020984575.</w:t>
+      </w:r>
+    </w:p>
+    <w:p>
+      <w:pPr>
+        <w:pStyle w:val="Normal"/>
+        <w:ind w:left="360" w:hanging="360"/>
+      </w:pPr>
+      <w:r>
         <w:t>20.</w:t>
       </w:r>
       <w:r>
@@ -2327,7 +2352,6 @@
         <w:ind w:left="360" w:hanging="360"/>
       </w:pPr>
       <w:r>
-        <w:rPr/>
         <w:t>21.</w:t>
       </w:r>
       <w:r>
@@ -2344,7 +2368,6 @@
         <w:ind w:left="360" w:hanging="360"/>
       </w:pPr>
       <w:r>
-        <w:rPr/>
         <w:t>22.</w:t>
       </w:r>
       <w:r>
@@ -2352,16 +2375,15 @@
       </w:r>
       <w:r>
         <w:rPr/>
-        <w:t xml:space="preserve">Lubbe D, Lakhani E, Brantingham JW, et al. Manipulative therapy and rehabilitation for recurrent ankle sprain with functional instability: a short-term, assessor-blind, parallel-group randomized trial. J Manipulative Physiol Ther. 2015;38(1):22–34.</w:t>
-      </w:r>
-    </w:p>
-    <w:p>
-      <w:pPr>
-        <w:pStyle w:val="Normal"/>
-        <w:ind w:left="360" w:hanging="360"/>
-      </w:pPr>
-      <w:r>
-        <w:rPr/>
+        <w:t xml:space="preserve">Lubbe D, Lakhani E, Brantingham JW, Parkin-Smith GF, Cassa TK, Globe GA, et al. Manipulative therapy and rehabilitation for recurrent ankle sprain with functional instability: a short-term, assessor-blind, parallel-group randomized trial. J Manipulative Physiol Ther. 2015;38(1):22–34.</w:t>
+      </w:r>
+    </w:p>
+    <w:p>
+      <w:pPr>
+        <w:pStyle w:val="Normal"/>
+        <w:ind w:left="360" w:hanging="360"/>
+      </w:pPr>
+      <w:r>
         <w:t>23.</w:t>
       </w:r>
       <w:r>
@@ -2378,7 +2400,6 @@
         <w:ind w:left="360" w:hanging="360"/>
       </w:pPr>
       <w:r>
-        <w:rPr/>
         <w:t>24.</w:t>
       </w:r>
       <w:r>
@@ -2386,16 +2407,15 @@
       </w:r>
       <w:r>
         <w:rPr/>
-        <w:t xml:space="preserve">ElMeligie MM, Abdeen HA, Atef H, et al. The effectiveness of Mulligan mobilization with movement (MWM) on outcomes of patients with ankle sprain: a systematic review and meta-analysis. BMC Sports Sci Med Rehabil. 2025;17(1):105.</w:t>
-      </w:r>
-    </w:p>
-    <w:p>
-      <w:pPr>
-        <w:pStyle w:val="Normal"/>
-        <w:ind w:left="360" w:hanging="360"/>
-      </w:pPr>
-      <w:r>
-        <w:rPr/>
+        <w:t xml:space="preserve">ElMeligie MM, Abdeen HA, Atef H, Marques-Sule E, Karkosha RN. The effectiveness of Mulligan mobilization with movement (MWM) on outcomes of patients with ankle sprain: a systematic review and meta-analysis. BMC Sports Sci Med Rehabil. 2025;17(1):105.</w:t>
+      </w:r>
+    </w:p>
+    <w:p>
+      <w:pPr>
+        <w:pStyle w:val="Normal"/>
+        <w:ind w:left="360" w:hanging="360"/>
+      </w:pPr>
+      <w:r>
         <w:t>25.</w:t>
       </w:r>
       <w:r>
@@ -2412,7 +2432,6 @@
         <w:ind w:left="360" w:hanging="360"/>
       </w:pPr>
       <w:r>
-        <w:rPr/>
         <w:t>26.</w:t>
       </w:r>
       <w:r>
@@ -2429,7 +2448,6 @@
         <w:ind w:left="360" w:hanging="360"/>
       </w:pPr>
       <w:r>
-        <w:rPr/>
         <w:t>27.</w:t>
       </w:r>
       <w:r>
@@ -2437,16 +2455,15 @@
       </w:r>
       <w:r>
         <w:rPr/>
-        <w:t xml:space="preserve">Nguyen AP, Pitance L, Mahaudens P, et al. Effects of Mulligan mobilization with movement in subacute lateral ankle sprains: a pragmatic randomized trial. J Man Manip Ther. 2021;29(6):341–352.</w:t>
-      </w:r>
-    </w:p>
-    <w:p>
-      <w:pPr>
-        <w:pStyle w:val="Normal"/>
-        <w:ind w:left="360" w:hanging="360"/>
-      </w:pPr>
-      <w:r>
-        <w:rPr/>
+        <w:t xml:space="preserve">Nguyen AP, Pitance L, Mahaudens P, Detrembleur C, David Y, Hall T, et al. Effects of Mulligan mobilization with movement in subacute lateral ankle sprains: a pragmatic randomized trial. J Man Manip Ther. 2021;29(6):341–352.</w:t>
+      </w:r>
+    </w:p>
+    <w:p>
+      <w:pPr>
+        <w:pStyle w:val="Normal"/>
+        <w:ind w:left="360" w:hanging="360"/>
+      </w:pPr>
+      <w:r>
         <w:t>28.</w:t>
       </w:r>
       <w:r>
@@ -2455,67 +2472,34 @@
       <w:r>
         <w:rPr/>
         <w:t xml:space="preserve">Hubbard TJ, Hertel J, Sherbondy P. Fibular position in individuals with self-reported chronic ankle instability. J Orthop Sports Phys Ther. 2006;36(1):3–9.</w:t>
-      </w:r>
-    </w:p>
-    <w:p>
-      <w:pPr>
-        <w:pStyle w:val="Normal"/>
-      </w:pPr>
-      <w:r>
-        <w:rPr>
-          <w:b/>
-        </w:rPr>
-        <w:t xml:space="preserve">Figure 1.</w:t>
-      </w:r>
-      <w:r>
-        <w:t xml:space="preserve"> Micro-dislocation vicious cycle and its interruption by manipulative reduction.</w:t>
-      </w:r>
-    </w:p>
-    <w:p>
-      <w:pPr>
-        <w:pStyle w:val="Normal"/>
-        <w:spacing w:line="240" w:lineRule="auto"/>
-      </w:pPr>
-      <w:r>
-        <w:drawing>
-          <wp:inline distT="0" distB="0" distL="0" distR="0">
-            <wp:extent cx="5270000" cy="3020000"/>
-            <wp:docPr id="1" name="Figure1.png"/>
-            <a:graphic xmlns:a="http://schemas.openxmlformats.org/drawingml/2006/main">
-              <a:graphicData uri="http://schemas.openxmlformats.org/drawingml/2006/picture">
-                <pic:pic xmlns:pic="http://schemas.openxmlformats.org/drawingml/2006/picture">
-                  <pic:nvPicPr>
-                    <pic:cNvPr id="0" name="Figure1.png"/>
-                    <pic:cNvPicPr/>
-                  </pic:nvPicPr>
-                  <pic:blipFill>
-                    <a:blip r:embed="rId10"/>
-                    <a:stretch>
-                      <a:fillRect/>
-                    </a:stretch>
-                  </pic:blipFill>
-                  <pic:spPr>
-                    <a:xfrm>
-                      <a:off x="0" y="0"/>
-                      <a:ext cx="5270000" cy="3020000"/>
-                    </a:xfrm>
-                    <a:prstGeom prst="rect">
-                      <a:avLst/>
-                    </a:prstGeom>
-                  </pic:spPr>
-                </pic:pic>
-              </a:graphicData>
-            </a:graphic>
-          </wp:inline>
-        </w:drawing>
       </w:r>
     </w:p>
     <w:sectPr>
       <w:pgSz w:w="12240" w:h="15840"/>
       <w:pgMar w:top="1440" w:right="1440" w:bottom="1440" w:left="1440" w:header="720" w:footer="720" w:gutter="0"/>
+      <w:footerReference w:type="default" r:id="rId11"/>
     </w:sectPr>
   </w:body>
 </w:document>
+</file>
+
+<file path=word/footer1.xml><?xml version="1.0" encoding="utf-8"?>
+<w:ftr xmlns:w="http://schemas.openxmlformats.org/wordprocessingml/2006/main">
+  <w:p>
+    <w:pPr>
+      <w:jc w:val="center"/>
+    </w:pPr>
+    <w:r>
+      <w:fldChar w:fldCharType="begin"/>
+    </w:r>
+    <w:r>
+      <w:instrText xml:space="preserve"> PAGE </w:instrText>
+    </w:r>
+    <w:r>
+      <w:fldChar w:fldCharType="end"/>
+    </w:r>
+  </w:p>
+</w:ftr>
 </file>
 
 <file path=word/styles.xml><?xml version="1.0" encoding="utf-8"?>
